--- a/学习录/第6课_列表.docx
+++ b/学习录/第6课_列表.docx
@@ -2190,16 +2190,6 @@
       </w:r>
     </w:p>
     <w:p>
-      <w:r>
-        <w:rPr>
-          <w:i/>
-          <w:color w:val="7F8C8D"/>
-          <w:sz w:val="18"/>
-        </w:rPr>
-        <w:t>💡 提示：用 in 判断是否已经在新列表里</w:t>
-      </w:r>
-    </w:p>
-    <w:p>
       <w:pPr>
         <w:spacing w:before="0" w:after="0"/>
         <w:ind w:left="567"/>
